--- a/docs/Customerlist_API_Dokumani.docx
+++ b/docs/Customerlist_API_Dokumani.docx
@@ -863,7 +863,7 @@
                 <w:sz w:val="17"/>
                 <w:szCs w:val="17"/>
               </w:rPr>
-              <w:t xml:space="preserve">Cari kodu (FirmaKodu). Kısmi eşleşme yapılır (LIKE %değer%).</w:t>
+              <w:t xml:space="preserve">Cari kodu (FirmaKodu). Tam eşleşme yapılır.</w:t>
             </w:r>
           </w:p>
         </w:tc>
